--- a/MAU BB TO TUNG/KHỎI TỐ/239. Biên bản giao, nhận QD Hủy bỏ BP tạm giam.docx
+++ b/MAU BB TO TUNG/KHỎI TỐ/239. Biên bản giao, nhận QD Hủy bỏ BP tạm giam.docx
@@ -511,8 +511,8 @@
         <w:rPr>
           <w:rFonts w:eastAsia="Times New Roman"/>
           <w:color w:val="000000"/>
-          <w:sz w:val="16"/>
-          <w:szCs w:val="20"/>
+          <w:sz w:val="26"/>
+          <w:szCs w:val="26"/>
         </w:rPr>
       </w:pPr>
       <w:r>
@@ -520,25 +520,16 @@
           <w:rFonts w:eastAsia="Times New Roman"/>
           <w:color w:val="000000"/>
           <w:sz w:val="26"/>
-          <w:szCs w:val="20"/>
-        </w:rPr>
-        <w:t>Hồi</w:t>
-      </w:r>
-      <w:r>
-        <w:rPr>
-          <w:rFonts w:eastAsia="Times New Roman"/>
-          <w:color w:val="000000"/>
-          <w:sz w:val="16"/>
-          <w:szCs w:val="20"/>
-        </w:rPr>
-        <w:t xml:space="preserve"> ........</w:t>
-      </w:r>
-      <w:r>
-        <w:rPr>
-          <w:rFonts w:eastAsia="Times New Roman"/>
-          <w:color w:val="000000"/>
-          <w:sz w:val="16"/>
-          <w:szCs w:val="20"/>
+          <w:szCs w:val="26"/>
+        </w:rPr>
+        <w:t>Hồi ........</w:t>
+      </w:r>
+      <w:r>
+        <w:rPr>
+          <w:rFonts w:eastAsia="Times New Roman"/>
+          <w:color w:val="000000"/>
+          <w:sz w:val="26"/>
+          <w:szCs w:val="26"/>
         </w:rPr>
         <w:t>..</w:t>
       </w:r>
@@ -546,100 +537,27 @@
         <w:rPr>
           <w:rFonts w:eastAsia="Times New Roman"/>
           <w:color w:val="000000"/>
-          <w:sz w:val="16"/>
-          <w:szCs w:val="20"/>
-        </w:rPr>
-        <w:t>..</w:t>
-      </w:r>
-      <w:r>
-        <w:rPr>
-          <w:rFonts w:eastAsia="Times New Roman"/>
-          <w:color w:val="000000"/>
-          <w:sz w:val="26"/>
-          <w:szCs w:val="20"/>
-        </w:rPr>
-        <w:t>giờ</w:t>
-      </w:r>
-      <w:r>
-        <w:rPr>
-          <w:rFonts w:eastAsia="Times New Roman"/>
-          <w:color w:val="000000"/>
-          <w:sz w:val="16"/>
-          <w:szCs w:val="20"/>
-        </w:rPr>
-        <w:t xml:space="preserve">.......... </w:t>
-      </w:r>
-      <w:r>
-        <w:rPr>
-          <w:rFonts w:eastAsia="Times New Roman"/>
-          <w:color w:val="000000"/>
-          <w:sz w:val="26"/>
-          <w:szCs w:val="20"/>
-        </w:rPr>
-        <w:t>ngày</w:t>
-      </w:r>
-      <w:r>
-        <w:rPr>
-          <w:rFonts w:eastAsia="Times New Roman"/>
-          <w:color w:val="000000"/>
-          <w:sz w:val="16"/>
-          <w:szCs w:val="20"/>
-        </w:rPr>
-        <w:t xml:space="preserve">......... </w:t>
-      </w:r>
-      <w:r>
-        <w:rPr>
-          <w:rFonts w:eastAsia="Times New Roman"/>
-          <w:color w:val="000000"/>
-          <w:sz w:val="26"/>
-          <w:szCs w:val="20"/>
-        </w:rPr>
-        <w:t>tháng</w:t>
-      </w:r>
-      <w:r>
-        <w:rPr>
-          <w:rFonts w:eastAsia="Times New Roman"/>
-          <w:color w:val="000000"/>
-          <w:sz w:val="16"/>
-          <w:szCs w:val="20"/>
-        </w:rPr>
-        <w:t xml:space="preserve"> ......... </w:t>
-      </w:r>
-      <w:r>
-        <w:rPr>
-          <w:rFonts w:eastAsia="Times New Roman"/>
-          <w:color w:val="000000"/>
-          <w:sz w:val="26"/>
-          <w:szCs w:val="20"/>
-        </w:rPr>
-        <w:t>năm</w:t>
-      </w:r>
-      <w:r>
-        <w:rPr>
-          <w:rFonts w:eastAsia="Times New Roman"/>
-          <w:color w:val="000000"/>
-          <w:sz w:val="26"/>
-          <w:szCs w:val="20"/>
+          <w:sz w:val="26"/>
+          <w:szCs w:val="26"/>
+        </w:rPr>
+        <w:t>..giờ.......... ngày......... tháng ......... năm</w:t>
+      </w:r>
+      <w:r>
+        <w:rPr>
+          <w:rFonts w:eastAsia="Times New Roman"/>
+          <w:color w:val="000000"/>
+          <w:sz w:val="26"/>
+          <w:szCs w:val="26"/>
           <w:lang w:val="vi-VN"/>
         </w:rPr>
-        <w:t xml:space="preserve"> 2026 </w:t>
-      </w:r>
-      <w:r>
-        <w:rPr>
-          <w:rFonts w:eastAsia="Times New Roman"/>
-          <w:color w:val="000000"/>
-          <w:sz w:val="16"/>
-          <w:szCs w:val="20"/>
-          <w:lang w:val="vi-VN"/>
-        </w:rPr>
-        <w:t xml:space="preserve"> </w:t>
-      </w:r>
-      <w:r>
-        <w:rPr>
-          <w:rFonts w:eastAsia="Times New Roman"/>
-          <w:color w:val="000000"/>
-          <w:sz w:val="26"/>
-          <w:szCs w:val="20"/>
+        <w:t xml:space="preserve"> 2026  </w:t>
+      </w:r>
+      <w:r>
+        <w:rPr>
+          <w:rFonts w:eastAsia="Times New Roman"/>
+          <w:color w:val="000000"/>
+          <w:sz w:val="26"/>
+          <w:szCs w:val="26"/>
         </w:rPr>
         <w:t>tại</w:t>
       </w:r>
@@ -647,8 +565,8 @@
         <w:rPr>
           <w:rFonts w:eastAsia="Times New Roman"/>
           <w:color w:val="000000"/>
-          <w:sz w:val="16"/>
-          <w:szCs w:val="20"/>
+          <w:sz w:val="26"/>
+          <w:szCs w:val="26"/>
         </w:rPr>
         <w:tab/>
       </w:r>
@@ -663,16 +581,16 @@
         <w:rPr>
           <w:rFonts w:eastAsia="Times New Roman"/>
           <w:color w:val="000000"/>
-          <w:sz w:val="16"/>
-          <w:szCs w:val="20"/>
+          <w:sz w:val="26"/>
+          <w:szCs w:val="26"/>
         </w:rPr>
       </w:pPr>
       <w:r>
         <w:rPr>
           <w:rFonts w:eastAsia="Times New Roman"/>
           <w:color w:val="000000"/>
-          <w:sz w:val="16"/>
-          <w:szCs w:val="20"/>
+          <w:sz w:val="26"/>
+          <w:szCs w:val="26"/>
         </w:rPr>
         <w:tab/>
       </w:r>
@@ -690,7 +608,7 @@
           <w:color w:val="FF0000"/>
           <w:spacing w:val="-2"/>
           <w:sz w:val="26"/>
-          <w:szCs w:val="20"/>
+          <w:szCs w:val="26"/>
         </w:rPr>
       </w:pPr>
       <w:r>
@@ -699,7 +617,7 @@
           <w:color w:val="000000"/>
           <w:spacing w:val="-2"/>
           <w:sz w:val="26"/>
-          <w:szCs w:val="20"/>
+          <w:szCs w:val="26"/>
         </w:rPr>
         <w:t>Tôi:</w:t>
       </w:r>
@@ -709,7 +627,7 @@
           <w:color w:val="000000"/>
           <w:spacing w:val="-2"/>
           <w:sz w:val="26"/>
-          <w:szCs w:val="20"/>
+          <w:szCs w:val="26"/>
           <w:lang w:val="vi-VN"/>
         </w:rPr>
         <w:t xml:space="preserve"> </w:t>
@@ -720,7 +638,7 @@
           <w:color w:val="FF0000"/>
           <w:spacing w:val="-2"/>
           <w:sz w:val="26"/>
-          <w:szCs w:val="20"/>
+          <w:szCs w:val="26"/>
         </w:rPr>
         <w:t>Trương Văn Thon</w:t>
       </w:r>
@@ -730,7 +648,7 @@
           <w:color w:val="FF0000"/>
           <w:spacing w:val="-2"/>
           <w:sz w:val="26"/>
-          <w:szCs w:val="20"/>
+          <w:szCs w:val="26"/>
         </w:rPr>
         <w:t xml:space="preserve"> </w:t>
       </w:r>
@@ -746,8 +664,8 @@
         <w:rPr>
           <w:rFonts w:eastAsia="Times New Roman"/>
           <w:color w:val="000000"/>
-          <w:sz w:val="16"/>
-          <w:szCs w:val="20"/>
+          <w:sz w:val="26"/>
+          <w:szCs w:val="26"/>
         </w:rPr>
       </w:pPr>
       <w:r>
@@ -756,7 +674,7 @@
           <w:color w:val="000000"/>
           <w:spacing w:val="-2"/>
           <w:sz w:val="26"/>
-          <w:szCs w:val="20"/>
+          <w:szCs w:val="26"/>
         </w:rPr>
         <w:t>Chức danh</w:t>
       </w:r>
@@ -766,7 +684,7 @@
           <w:iCs/>
           <w:color w:val="000000"/>
           <w:sz w:val="26"/>
-          <w:szCs w:val="20"/>
+          <w:szCs w:val="26"/>
         </w:rPr>
         <w:t>:</w:t>
       </w:r>
@@ -776,7 +694,7 @@
           <w:iCs/>
           <w:color w:val="000000"/>
           <w:sz w:val="26"/>
-          <w:szCs w:val="20"/>
+          <w:szCs w:val="26"/>
           <w:lang w:val="vi-VN"/>
         </w:rPr>
         <w:t xml:space="preserve"> Điều tra viên</w:t>
@@ -785,8 +703,8 @@
         <w:rPr>
           <w:rFonts w:eastAsia="Times New Roman"/>
           <w:color w:val="000000"/>
-          <w:sz w:val="16"/>
-          <w:szCs w:val="20"/>
+          <w:sz w:val="26"/>
+          <w:szCs w:val="26"/>
           <w:lang w:val="vi-VN"/>
         </w:rPr>
         <w:t xml:space="preserve"> </w:t>
@@ -795,8 +713,8 @@
         <w:rPr>
           <w:rFonts w:eastAsia="Times New Roman"/>
           <w:color w:val="000000"/>
-          <w:sz w:val="16"/>
-          <w:szCs w:val="20"/>
+          <w:sz w:val="26"/>
+          <w:szCs w:val="26"/>
         </w:rPr>
         <w:t xml:space="preserve"> </w:t>
       </w:r>
@@ -813,7 +731,7 @@
           <w:rFonts w:eastAsia="Times New Roman"/>
           <w:color w:val="000000"/>
           <w:sz w:val="26"/>
-          <w:szCs w:val="20"/>
+          <w:szCs w:val="26"/>
         </w:rPr>
       </w:pPr>
       <w:r>
@@ -821,7 +739,7 @@
           <w:rFonts w:eastAsia="Times New Roman"/>
           <w:color w:val="000000"/>
           <w:sz w:val="26"/>
-          <w:szCs w:val="20"/>
+          <w:szCs w:val="26"/>
         </w:rPr>
         <w:t>Căn cứ vào Điều 178 Bộ luật T</w:t>
       </w:r>
@@ -830,7 +748,7 @@
           <w:rFonts w:eastAsia="Times New Roman"/>
           <w:color w:val="000000"/>
           <w:sz w:val="26"/>
-          <w:szCs w:val="20"/>
+          <w:szCs w:val="26"/>
         </w:rPr>
         <w:t>ố tụng hình sự, t</w:t>
       </w:r>
@@ -839,7 +757,7 @@
           <w:rFonts w:eastAsia="Times New Roman"/>
           <w:color w:val="000000"/>
           <w:sz w:val="26"/>
-          <w:szCs w:val="20"/>
+          <w:szCs w:val="26"/>
         </w:rPr>
         <w:t>iến</w:t>
       </w:r>
@@ -848,16 +766,16 @@
           <w:rFonts w:eastAsia="Times New Roman"/>
           <w:color w:val="000000"/>
           <w:sz w:val="26"/>
-          <w:szCs w:val="20"/>
-        </w:rPr>
-        <w:t xml:space="preserve"> </w:t>
-      </w:r>
-      <w:r>
-        <w:rPr>
-          <w:rFonts w:eastAsia="Times New Roman"/>
-          <w:color w:val="000000"/>
-          <w:sz w:val="26"/>
-          <w:szCs w:val="20"/>
+          <w:szCs w:val="26"/>
+        </w:rPr>
+        <w:t xml:space="preserve"> </w:t>
+      </w:r>
+      <w:r>
+        <w:rPr>
+          <w:rFonts w:eastAsia="Times New Roman"/>
+          <w:color w:val="000000"/>
+          <w:sz w:val="26"/>
+          <w:szCs w:val="26"/>
         </w:rPr>
         <w:t>hành</w:t>
       </w:r>
@@ -866,16 +784,16 @@
           <w:rFonts w:eastAsia="Times New Roman"/>
           <w:color w:val="000000"/>
           <w:sz w:val="26"/>
-          <w:szCs w:val="20"/>
-        </w:rPr>
-        <w:t xml:space="preserve"> </w:t>
-      </w:r>
-      <w:r>
-        <w:rPr>
-          <w:rFonts w:eastAsia="Times New Roman"/>
-          <w:color w:val="000000"/>
-          <w:sz w:val="26"/>
-          <w:szCs w:val="20"/>
+          <w:szCs w:val="26"/>
+        </w:rPr>
+        <w:t xml:space="preserve"> </w:t>
+      </w:r>
+      <w:r>
+        <w:rPr>
+          <w:rFonts w:eastAsia="Times New Roman"/>
+          <w:color w:val="000000"/>
+          <w:sz w:val="26"/>
+          <w:szCs w:val="26"/>
         </w:rPr>
         <w:t>lập</w:t>
       </w:r>
@@ -884,16 +802,16 @@
           <w:rFonts w:eastAsia="Times New Roman"/>
           <w:color w:val="000000"/>
           <w:sz w:val="26"/>
-          <w:szCs w:val="20"/>
-        </w:rPr>
-        <w:t xml:space="preserve"> </w:t>
-      </w:r>
-      <w:r>
-        <w:rPr>
-          <w:rFonts w:eastAsia="Times New Roman"/>
-          <w:color w:val="000000"/>
-          <w:sz w:val="26"/>
-          <w:szCs w:val="20"/>
+          <w:szCs w:val="26"/>
+        </w:rPr>
+        <w:t xml:space="preserve"> </w:t>
+      </w:r>
+      <w:r>
+        <w:rPr>
+          <w:rFonts w:eastAsia="Times New Roman"/>
+          <w:color w:val="000000"/>
+          <w:sz w:val="26"/>
+          <w:szCs w:val="26"/>
         </w:rPr>
         <w:t>b</w:t>
       </w:r>
@@ -902,7 +820,7 @@
           <w:rFonts w:eastAsia="Times New Roman"/>
           <w:color w:val="000000"/>
           <w:sz w:val="26"/>
-          <w:szCs w:val="20"/>
+          <w:szCs w:val="26"/>
         </w:rPr>
         <w:t>iên</w:t>
       </w:r>
@@ -911,16 +829,16 @@
           <w:rFonts w:eastAsia="Times New Roman"/>
           <w:color w:val="000000"/>
           <w:sz w:val="26"/>
-          <w:szCs w:val="20"/>
-        </w:rPr>
-        <w:t xml:space="preserve"> </w:t>
-      </w:r>
-      <w:r>
-        <w:rPr>
-          <w:rFonts w:eastAsia="Times New Roman"/>
-          <w:color w:val="000000"/>
-          <w:sz w:val="26"/>
-          <w:szCs w:val="20"/>
+          <w:szCs w:val="26"/>
+        </w:rPr>
+        <w:t xml:space="preserve"> </w:t>
+      </w:r>
+      <w:r>
+        <w:rPr>
+          <w:rFonts w:eastAsia="Times New Roman"/>
+          <w:color w:val="000000"/>
+          <w:sz w:val="26"/>
+          <w:szCs w:val="26"/>
         </w:rPr>
         <w:t>bản</w:t>
       </w:r>
@@ -929,16 +847,16 @@
           <w:rFonts w:eastAsia="Times New Roman"/>
           <w:color w:val="000000"/>
           <w:sz w:val="26"/>
-          <w:szCs w:val="20"/>
-        </w:rPr>
-        <w:t xml:space="preserve"> </w:t>
-      </w:r>
-      <w:r>
-        <w:rPr>
-          <w:rFonts w:eastAsia="Times New Roman"/>
-          <w:color w:val="000000"/>
-          <w:sz w:val="26"/>
-          <w:szCs w:val="20"/>
+          <w:szCs w:val="26"/>
+        </w:rPr>
+        <w:t xml:space="preserve"> </w:t>
+      </w:r>
+      <w:r>
+        <w:rPr>
+          <w:rFonts w:eastAsia="Times New Roman"/>
+          <w:color w:val="000000"/>
+          <w:sz w:val="26"/>
+          <w:szCs w:val="26"/>
         </w:rPr>
         <w:t>giao, nhận</w:t>
       </w:r>
@@ -947,7 +865,7 @@
           <w:rFonts w:eastAsia="Times New Roman"/>
           <w:color w:val="000000"/>
           <w:sz w:val="26"/>
-          <w:szCs w:val="20"/>
+          <w:szCs w:val="26"/>
           <w:vertAlign w:val="superscript"/>
         </w:rPr>
         <w:t>(</w:t>
@@ -957,7 +875,7 @@
           <w:rFonts w:eastAsia="Times New Roman"/>
           <w:color w:val="000000"/>
           <w:sz w:val="26"/>
-          <w:szCs w:val="20"/>
+          <w:szCs w:val="26"/>
           <w:vertAlign w:val="superscript"/>
         </w:rPr>
         <w:t>1</w:t>
@@ -967,7 +885,7 @@
           <w:rFonts w:eastAsia="Times New Roman"/>
           <w:color w:val="000000"/>
           <w:sz w:val="26"/>
-          <w:szCs w:val="20"/>
+          <w:szCs w:val="26"/>
           <w:vertAlign w:val="superscript"/>
         </w:rPr>
         <w:t>)</w:t>
@@ -977,16 +895,16 @@
           <w:rFonts w:eastAsia="Times New Roman"/>
           <w:color w:val="000000"/>
           <w:sz w:val="26"/>
-          <w:szCs w:val="20"/>
-        </w:rPr>
-        <w:t xml:space="preserve"> </w:t>
-      </w:r>
-      <w:r>
-        <w:rPr>
-          <w:rFonts w:eastAsia="Times New Roman"/>
-          <w:color w:val="000000"/>
-          <w:sz w:val="26"/>
-          <w:szCs w:val="20"/>
+          <w:szCs w:val="26"/>
+        </w:rPr>
+        <w:t xml:space="preserve"> </w:t>
+      </w:r>
+      <w:r>
+        <w:rPr>
+          <w:rFonts w:eastAsia="Times New Roman"/>
+          <w:color w:val="000000"/>
+          <w:sz w:val="26"/>
+          <w:szCs w:val="26"/>
         </w:rPr>
         <w:t>Quyết định hủy bỏ biện pháp tạm giam</w:t>
       </w:r>
@@ -995,7 +913,7 @@
           <w:rFonts w:eastAsia="Times New Roman"/>
           <w:color w:val="000000"/>
           <w:sz w:val="26"/>
-          <w:szCs w:val="20"/>
+          <w:szCs w:val="26"/>
           <w:lang w:val="vi-VN"/>
         </w:rPr>
         <w:t xml:space="preserve"> </w:t>
@@ -1005,7 +923,7 @@
           <w:rFonts w:eastAsia="Times New Roman"/>
           <w:color w:val="000000"/>
           <w:sz w:val="26"/>
-          <w:szCs w:val="20"/>
+          <w:szCs w:val="26"/>
         </w:rPr>
         <w:t>số</w:t>
       </w:r>
@@ -1014,7 +932,7 @@
           <w:rFonts w:eastAsia="Times New Roman"/>
           <w:color w:val="000000"/>
           <w:sz w:val="26"/>
-          <w:szCs w:val="20"/>
+          <w:szCs w:val="26"/>
         </w:rPr>
         <w:t>:</w:t>
       </w:r>
@@ -1023,7 +941,7 @@
           <w:rFonts w:eastAsia="Times New Roman"/>
           <w:color w:val="000000"/>
           <w:sz w:val="26"/>
-          <w:szCs w:val="20"/>
+          <w:szCs w:val="26"/>
           <w:lang w:val="vi-VN"/>
         </w:rPr>
         <w:t xml:space="preserve"> 2</w:t>
@@ -1033,7 +951,7 @@
           <w:rFonts w:eastAsia="Times New Roman"/>
           <w:color w:val="000000"/>
           <w:sz w:val="26"/>
-          <w:szCs w:val="20"/>
+          <w:szCs w:val="26"/>
         </w:rPr>
         <w:t>8</w:t>
       </w:r>
@@ -1042,16 +960,16 @@
           <w:rFonts w:eastAsia="Times New Roman"/>
           <w:color w:val="000000"/>
           <w:sz w:val="26"/>
-          <w:szCs w:val="20"/>
-        </w:rPr>
-        <w:t xml:space="preserve"> </w:t>
-      </w:r>
-      <w:r>
-        <w:rPr>
-          <w:rFonts w:eastAsia="Times New Roman"/>
-          <w:color w:val="000000"/>
-          <w:sz w:val="26"/>
-          <w:szCs w:val="20"/>
+          <w:szCs w:val="26"/>
+        </w:rPr>
+        <w:t xml:space="preserve"> </w:t>
+      </w:r>
+      <w:r>
+        <w:rPr>
+          <w:rFonts w:eastAsia="Times New Roman"/>
+          <w:color w:val="000000"/>
+          <w:sz w:val="26"/>
+          <w:szCs w:val="26"/>
         </w:rPr>
         <w:t>ngày</w:t>
       </w:r>
@@ -1060,7 +978,7 @@
           <w:rFonts w:eastAsia="Times New Roman"/>
           <w:color w:val="000000"/>
           <w:sz w:val="26"/>
-          <w:szCs w:val="20"/>
+          <w:szCs w:val="26"/>
           <w:lang w:val="vi-VN"/>
         </w:rPr>
         <w:t xml:space="preserve"> 1</w:t>
@@ -1070,7 +988,7 @@
           <w:rFonts w:eastAsia="Times New Roman"/>
           <w:color w:val="000000"/>
           <w:sz w:val="26"/>
-          <w:szCs w:val="20"/>
+          <w:szCs w:val="26"/>
         </w:rPr>
         <w:t>9</w:t>
       </w:r>
@@ -1079,7 +997,7 @@
           <w:rFonts w:eastAsia="Times New Roman"/>
           <w:color w:val="000000"/>
           <w:sz w:val="26"/>
-          <w:szCs w:val="20"/>
+          <w:szCs w:val="26"/>
           <w:lang w:val="vi-VN"/>
         </w:rPr>
         <w:t xml:space="preserve"> </w:t>
@@ -1089,7 +1007,7 @@
           <w:rFonts w:eastAsia="Times New Roman"/>
           <w:color w:val="000000"/>
           <w:sz w:val="26"/>
-          <w:szCs w:val="20"/>
+          <w:szCs w:val="26"/>
         </w:rPr>
         <w:t>tháng</w:t>
       </w:r>
@@ -1098,7 +1016,7 @@
           <w:rFonts w:eastAsia="Times New Roman"/>
           <w:color w:val="000000"/>
           <w:sz w:val="26"/>
-          <w:szCs w:val="20"/>
+          <w:szCs w:val="26"/>
           <w:lang w:val="vi-VN"/>
         </w:rPr>
         <w:t xml:space="preserve"> 0</w:t>
@@ -1108,7 +1026,7 @@
           <w:rFonts w:eastAsia="Times New Roman"/>
           <w:color w:val="000000"/>
           <w:sz w:val="26"/>
-          <w:szCs w:val="20"/>
+          <w:szCs w:val="26"/>
         </w:rPr>
         <w:t>3</w:t>
       </w:r>
@@ -1117,7 +1035,7 @@
           <w:rFonts w:eastAsia="Times New Roman"/>
           <w:color w:val="000000"/>
           <w:sz w:val="26"/>
-          <w:szCs w:val="20"/>
+          <w:szCs w:val="26"/>
           <w:lang w:val="vi-VN"/>
         </w:rPr>
         <w:t xml:space="preserve"> </w:t>
@@ -1127,7 +1045,7 @@
           <w:rFonts w:eastAsia="Times New Roman"/>
           <w:color w:val="000000"/>
           <w:sz w:val="26"/>
-          <w:szCs w:val="20"/>
+          <w:szCs w:val="26"/>
         </w:rPr>
         <w:t>năm</w:t>
       </w:r>
@@ -1136,48 +1054,28 @@
           <w:rFonts w:eastAsia="Times New Roman"/>
           <w:color w:val="000000"/>
           <w:sz w:val="26"/>
-          <w:szCs w:val="20"/>
+          <w:szCs w:val="26"/>
           <w:lang w:val="vi-VN"/>
         </w:rPr>
-        <w:t xml:space="preserve"> 2026</w:t>
-      </w:r>
-      <w:r>
-        <w:rPr>
-          <w:rFonts w:eastAsia="Times New Roman"/>
-          <w:color w:val="000000"/>
-          <w:sz w:val="16"/>
-          <w:szCs w:val="20"/>
+        <w:t xml:space="preserve"> 2026  </w:t>
+      </w:r>
+      <w:r>
+        <w:rPr>
+          <w:rFonts w:eastAsia="Times New Roman"/>
+          <w:color w:val="000000"/>
+          <w:sz w:val="26"/>
+          <w:szCs w:val="26"/>
+        </w:rPr>
+        <w:t>của</w:t>
+      </w:r>
+      <w:r>
+        <w:rPr>
+          <w:rFonts w:eastAsia="Times New Roman"/>
+          <w:color w:val="000000"/>
+          <w:sz w:val="26"/>
+          <w:szCs w:val="26"/>
           <w:lang w:val="vi-VN"/>
         </w:rPr>
-        <w:t xml:space="preserve"> </w:t>
-      </w:r>
-      <w:r>
-        <w:rPr>
-          <w:rFonts w:eastAsia="Times New Roman"/>
-          <w:color w:val="000000"/>
-          <w:sz w:val="26"/>
-          <w:szCs w:val="20"/>
-          <w:lang w:val="vi-VN"/>
-        </w:rPr>
-        <w:t xml:space="preserve"> </w:t>
-      </w:r>
-      <w:r>
-        <w:rPr>
-          <w:rFonts w:eastAsia="Times New Roman"/>
-          <w:color w:val="000000"/>
-          <w:sz w:val="26"/>
-          <w:szCs w:val="20"/>
-        </w:rPr>
-        <w:t>của</w:t>
-      </w:r>
-      <w:r>
-        <w:rPr>
-          <w:rFonts w:eastAsia="Times New Roman"/>
-          <w:color w:val="000000"/>
-          <w:sz w:val="26"/>
-          <w:szCs w:val="20"/>
-          <w:lang w:val="vi-VN"/>
-        </w:rPr>
         <w:t xml:space="preserve"> Cơ quan CSĐT Công an TP Hồ Chí Minh</w:t>
       </w:r>
       <w:r>
@@ -1185,7 +1083,7 @@
           <w:rFonts w:eastAsia="Times New Roman"/>
           <w:color w:val="000000"/>
           <w:sz w:val="26"/>
-          <w:szCs w:val="20"/>
+          <w:szCs w:val="26"/>
         </w:rPr>
         <w:t>.</w:t>
       </w:r>
@@ -1200,8 +1098,8 @@
         <w:rPr>
           <w:rFonts w:eastAsia="Times New Roman"/>
           <w:color w:val="000000"/>
-          <w:sz w:val="16"/>
-          <w:szCs w:val="20"/>
+          <w:sz w:val="26"/>
+          <w:szCs w:val="26"/>
         </w:rPr>
       </w:pPr>
       <w:r>
@@ -1209,7 +1107,7 @@
           <w:rFonts w:eastAsia="Times New Roman"/>
           <w:color w:val="000000"/>
           <w:sz w:val="26"/>
-          <w:szCs w:val="20"/>
+          <w:szCs w:val="26"/>
         </w:rPr>
         <w:t>cho</w:t>
       </w:r>
@@ -1218,7 +1116,7 @@
           <w:rFonts w:eastAsia="Times New Roman"/>
           <w:color w:val="000000"/>
           <w:sz w:val="26"/>
-          <w:szCs w:val="20"/>
+          <w:szCs w:val="26"/>
           <w:vertAlign w:val="superscript"/>
         </w:rPr>
         <w:t>(2)</w:t>
@@ -1228,7 +1126,7 @@
           <w:rFonts w:eastAsia="Times New Roman"/>
           <w:color w:val="000000"/>
           <w:sz w:val="26"/>
-          <w:szCs w:val="20"/>
+          <w:szCs w:val="26"/>
         </w:rPr>
         <w:t>:</w:t>
       </w:r>
@@ -1237,7 +1135,7 @@
           <w:rFonts w:eastAsia="Times New Roman"/>
           <w:color w:val="000000"/>
           <w:sz w:val="26"/>
-          <w:szCs w:val="20"/>
+          <w:szCs w:val="26"/>
           <w:lang w:val="vi-VN"/>
         </w:rPr>
         <w:t xml:space="preserve"> bị can</w:t>
@@ -1246,8 +1144,8 @@
         <w:rPr>
           <w:rFonts w:eastAsia="Times New Roman"/>
           <w:color w:val="000000"/>
-          <w:sz w:val="16"/>
-          <w:szCs w:val="20"/>
+          <w:sz w:val="26"/>
+          <w:szCs w:val="26"/>
         </w:rPr>
         <w:t xml:space="preserve"> </w:t>
       </w:r>
@@ -1258,30 +1156,58 @@
           <w:tab w:val="left" w:pos="5000"/>
         </w:tabs>
         <w:spacing w:before="60" w:after="60" w:line="240" w:lineRule="auto"/>
+        <w:jc w:val="both"/>
+        <w:rPr>
+          <w:sz w:val="26"/>
+          <w:szCs w:val="26"/>
+        </w:rPr>
       </w:pPr>
       <w:r>
         <w:rPr>
           <w:rFonts w:eastAsia="Times New Roman"/>
           <w:spacing w:val="-2"/>
+          <w:sz w:val="26"/>
+          <w:szCs w:val="26"/>
           <w:lang w:val="fr-FR"/>
         </w:rPr>
         <w:t>Họ tên</w:t>
       </w:r>
       <w:r>
+        <w:rPr>
+          <w:sz w:val="26"/>
+          <w:szCs w:val="26"/>
+        </w:rPr>
         <w:t>: {doituong1_ho_va_ten}</w:t>
       </w:r>
       <w:r>
+        <w:rPr>
+          <w:sz w:val="26"/>
+          <w:szCs w:val="26"/>
+        </w:rPr>
         <w:tab/>
       </w:r>
       <w:r>
+        <w:rPr>
+          <w:sz w:val="26"/>
+          <w:szCs w:val="26"/>
+        </w:rPr>
         <w:t>Giới tính: {doituong1_gioi_tinh}</w:t>
       </w:r>
     </w:p>
     <w:p>
       <w:pPr>
         <w:spacing w:before="60" w:after="60" w:line="240" w:lineRule="auto"/>
+        <w:jc w:val="both"/>
+        <w:rPr>
+          <w:sz w:val="26"/>
+          <w:szCs w:val="26"/>
+        </w:rPr>
       </w:pPr>
       <w:r>
+        <w:rPr>
+          <w:sz w:val="26"/>
+          <w:szCs w:val="26"/>
+        </w:rPr>
         <w:t>Tên gọi khác: {doituong1_ten_goi_khac}</w:t>
       </w:r>
     </w:p>
@@ -1291,14 +1217,31 @@
           <w:tab w:val="left" w:pos="1000"/>
         </w:tabs>
         <w:spacing w:before="60" w:after="60" w:line="240" w:lineRule="auto"/>
+        <w:jc w:val="both"/>
+        <w:rPr>
+          <w:sz w:val="26"/>
+          <w:szCs w:val="26"/>
+        </w:rPr>
       </w:pPr>
       <w:r>
+        <w:rPr>
+          <w:sz w:val="26"/>
+          <w:szCs w:val="26"/>
+        </w:rPr>
         <w:t>Sinh {doituong1_ngay_sinh}</w:t>
       </w:r>
       <w:r>
+        <w:rPr>
+          <w:sz w:val="26"/>
+          <w:szCs w:val="26"/>
+        </w:rPr>
         <w:tab/>
       </w:r>
       <w:r>
+        <w:rPr>
+          <w:sz w:val="26"/>
+          <w:szCs w:val="26"/>
+        </w:rPr>
         <w:t>tại: {doituong1_tai}</w:t>
       </w:r>
     </w:p>
@@ -1308,44 +1251,96 @@
           <w:tab w:val="left" w:pos="1000"/>
         </w:tabs>
         <w:spacing w:before="60" w:after="60" w:line="240" w:lineRule="auto"/>
+        <w:jc w:val="both"/>
+        <w:rPr>
+          <w:sz w:val="26"/>
+          <w:szCs w:val="26"/>
+        </w:rPr>
       </w:pPr>
       <w:r>
+        <w:rPr>
+          <w:sz w:val="26"/>
+          <w:szCs w:val="26"/>
+        </w:rPr>
         <w:t>Quốc tịch: {doituong1_quoc_tich}</w:t>
       </w:r>
       <w:r>
+        <w:rPr>
+          <w:sz w:val="26"/>
+          <w:szCs w:val="26"/>
+        </w:rPr>
         <w:tab/>
       </w:r>
       <w:r>
+        <w:rPr>
+          <w:sz w:val="26"/>
+          <w:szCs w:val="26"/>
+        </w:rPr>
         <w:t>Dân tộc: {doituong1_dan_toc}</w:t>
       </w:r>
       <w:r>
+        <w:rPr>
+          <w:sz w:val="26"/>
+          <w:szCs w:val="26"/>
+        </w:rPr>
         <w:tab/>
       </w:r>
       <w:r>
+        <w:rPr>
+          <w:sz w:val="26"/>
+          <w:szCs w:val="26"/>
+        </w:rPr>
         <w:t>Tôn giáo: {doituong1_ton_giao}</w:t>
       </w:r>
     </w:p>
     <w:p>
       <w:pPr>
         <w:spacing w:before="60" w:after="60" w:line="240" w:lineRule="auto"/>
+        <w:jc w:val="both"/>
+        <w:rPr>
+          <w:sz w:val="26"/>
+          <w:szCs w:val="26"/>
+        </w:rPr>
       </w:pPr>
       <w:r>
+        <w:rPr>
+          <w:sz w:val="26"/>
+          <w:szCs w:val="26"/>
+        </w:rPr>
         <w:t xml:space="preserve">Nơi thường trú: {doituong1_noi_thuong_tru} </w:t>
       </w:r>
     </w:p>
     <w:p>
       <w:pPr>
         <w:spacing w:before="60" w:after="60" w:line="240" w:lineRule="auto"/>
+        <w:jc w:val="both"/>
+        <w:rPr>
+          <w:sz w:val="26"/>
+          <w:szCs w:val="26"/>
+        </w:rPr>
       </w:pPr>
       <w:r>
+        <w:rPr>
+          <w:sz w:val="26"/>
+          <w:szCs w:val="26"/>
+        </w:rPr>
         <w:t>Nơi tạm trú: {doituong1_noi_tam_tru}</w:t>
       </w:r>
     </w:p>
     <w:p>
       <w:pPr>
         <w:spacing w:before="60" w:after="60" w:line="240" w:lineRule="auto"/>
+        <w:jc w:val="both"/>
+        <w:rPr>
+          <w:sz w:val="26"/>
+          <w:szCs w:val="26"/>
+        </w:rPr>
       </w:pPr>
       <w:r>
+        <w:rPr>
+          <w:sz w:val="26"/>
+          <w:szCs w:val="26"/>
+        </w:rPr>
         <w:t>Nơi ở hiện tại: {doituong1_noi_o_hien_tai}</w:t>
       </w:r>
     </w:p>
@@ -1361,7 +1356,7 @@
           <w:rFonts w:eastAsia="Times New Roman"/>
           <w:color w:val="000000"/>
           <w:sz w:val="26"/>
-          <w:szCs w:val="20"/>
+          <w:szCs w:val="26"/>
           <w:lang w:val="en-GB"/>
         </w:rPr>
       </w:pPr>
@@ -1392,7 +1387,7 @@
           <w:rFonts w:eastAsia="Times New Roman"/>
           <w:color w:val="000000"/>
           <w:sz w:val="26"/>
-          <w:szCs w:val="20"/>
+          <w:szCs w:val="26"/>
           <w:lang w:val="vi-VN"/>
         </w:rPr>
         <w:t xml:space="preserve"> </w:t>
@@ -1402,7 +1397,7 @@
           <w:rFonts w:eastAsia="Times New Roman"/>
           <w:color w:val="000000"/>
           <w:sz w:val="26"/>
-          <w:szCs w:val="20"/>
+          <w:szCs w:val="26"/>
           <w:lang w:val="vi-VN"/>
         </w:rPr>
         <w:t xml:space="preserve">Bị can </w:t>
@@ -1412,7 +1407,7 @@
           <w:rFonts w:eastAsia="Times New Roman"/>
           <w:color w:val="000000"/>
           <w:sz w:val="26"/>
-          <w:szCs w:val="20"/>
+          <w:szCs w:val="26"/>
           <w:lang w:val="en-GB"/>
         </w:rPr>
         <w:t>đã</w:t>
@@ -1422,17 +1417,17 @@
           <w:rFonts w:eastAsia="Times New Roman"/>
           <w:color w:val="000000"/>
           <w:sz w:val="26"/>
-          <w:szCs w:val="20"/>
-          <w:lang w:val="en-GB"/>
-        </w:rPr>
-        <w:t xml:space="preserve"> </w:t>
-      </w:r>
-      <w:r>
-        <w:rPr>
-          <w:rFonts w:eastAsia="Times New Roman"/>
-          <w:color w:val="000000"/>
-          <w:sz w:val="26"/>
-          <w:szCs w:val="20"/>
+          <w:szCs w:val="26"/>
+          <w:lang w:val="en-GB"/>
+        </w:rPr>
+        <w:t xml:space="preserve"> </w:t>
+      </w:r>
+      <w:r>
+        <w:rPr>
+          <w:rFonts w:eastAsia="Times New Roman"/>
+          <w:color w:val="000000"/>
+          <w:sz w:val="26"/>
+          <w:szCs w:val="26"/>
           <w:lang w:val="en-GB"/>
         </w:rPr>
         <w:t>được</w:t>
@@ -1442,17 +1437,17 @@
           <w:rFonts w:eastAsia="Times New Roman"/>
           <w:color w:val="000000"/>
           <w:sz w:val="26"/>
-          <w:szCs w:val="20"/>
-          <w:lang w:val="en-GB"/>
-        </w:rPr>
-        <w:t xml:space="preserve"> </w:t>
-      </w:r>
-      <w:r>
-        <w:rPr>
-          <w:rFonts w:eastAsia="Times New Roman"/>
-          <w:color w:val="000000"/>
-          <w:sz w:val="26"/>
-          <w:szCs w:val="20"/>
+          <w:szCs w:val="26"/>
+          <w:lang w:val="en-GB"/>
+        </w:rPr>
+        <w:t xml:space="preserve"> </w:t>
+      </w:r>
+      <w:r>
+        <w:rPr>
+          <w:rFonts w:eastAsia="Times New Roman"/>
+          <w:color w:val="000000"/>
+          <w:sz w:val="26"/>
+          <w:szCs w:val="26"/>
           <w:lang w:val="en-GB"/>
         </w:rPr>
         <w:t>giải</w:t>
@@ -1462,17 +1457,17 @@
           <w:rFonts w:eastAsia="Times New Roman"/>
           <w:color w:val="000000"/>
           <w:sz w:val="26"/>
-          <w:szCs w:val="20"/>
-          <w:lang w:val="en-GB"/>
-        </w:rPr>
-        <w:t xml:space="preserve"> </w:t>
-      </w:r>
-      <w:r>
-        <w:rPr>
-          <w:rFonts w:eastAsia="Times New Roman"/>
-          <w:color w:val="000000"/>
-          <w:sz w:val="26"/>
-          <w:szCs w:val="20"/>
+          <w:szCs w:val="26"/>
+          <w:lang w:val="en-GB"/>
+        </w:rPr>
+        <w:t xml:space="preserve"> </w:t>
+      </w:r>
+      <w:r>
+        <w:rPr>
+          <w:rFonts w:eastAsia="Times New Roman"/>
+          <w:color w:val="000000"/>
+          <w:sz w:val="26"/>
+          <w:szCs w:val="26"/>
           <w:lang w:val="en-GB"/>
         </w:rPr>
         <w:t>thích</w:t>
@@ -1482,17 +1477,17 @@
           <w:rFonts w:eastAsia="Times New Roman"/>
           <w:color w:val="000000"/>
           <w:sz w:val="26"/>
-          <w:szCs w:val="20"/>
-          <w:lang w:val="en-GB"/>
-        </w:rPr>
-        <w:t xml:space="preserve"> </w:t>
-      </w:r>
-      <w:r>
-        <w:rPr>
-          <w:rFonts w:eastAsia="Times New Roman"/>
-          <w:color w:val="000000"/>
-          <w:sz w:val="26"/>
-          <w:szCs w:val="20"/>
+          <w:szCs w:val="26"/>
+          <w:lang w:val="en-GB"/>
+        </w:rPr>
+        <w:t xml:space="preserve"> </w:t>
+      </w:r>
+      <w:r>
+        <w:rPr>
+          <w:rFonts w:eastAsia="Times New Roman"/>
+          <w:color w:val="000000"/>
+          <w:sz w:val="26"/>
+          <w:szCs w:val="26"/>
           <w:lang w:val="en-GB"/>
         </w:rPr>
         <w:t>quyền</w:t>
@@ -1502,17 +1497,17 @@
           <w:rFonts w:eastAsia="Times New Roman"/>
           <w:color w:val="000000"/>
           <w:sz w:val="26"/>
-          <w:szCs w:val="20"/>
-          <w:lang w:val="en-GB"/>
-        </w:rPr>
-        <w:t xml:space="preserve"> </w:t>
-      </w:r>
-      <w:r>
-        <w:rPr>
-          <w:rFonts w:eastAsia="Times New Roman"/>
-          <w:color w:val="000000"/>
-          <w:sz w:val="26"/>
-          <w:szCs w:val="20"/>
+          <w:szCs w:val="26"/>
+          <w:lang w:val="en-GB"/>
+        </w:rPr>
+        <w:t xml:space="preserve"> </w:t>
+      </w:r>
+      <w:r>
+        <w:rPr>
+          <w:rFonts w:eastAsia="Times New Roman"/>
+          <w:color w:val="000000"/>
+          <w:sz w:val="26"/>
+          <w:szCs w:val="26"/>
           <w:lang w:val="en-GB"/>
         </w:rPr>
         <w:t>và</w:t>
@@ -1522,17 +1517,17 @@
           <w:rFonts w:eastAsia="Times New Roman"/>
           <w:color w:val="000000"/>
           <w:sz w:val="26"/>
-          <w:szCs w:val="20"/>
-          <w:lang w:val="en-GB"/>
-        </w:rPr>
-        <w:t xml:space="preserve"> </w:t>
-      </w:r>
-      <w:r>
-        <w:rPr>
-          <w:rFonts w:eastAsia="Times New Roman"/>
-          <w:color w:val="000000"/>
-          <w:sz w:val="26"/>
-          <w:szCs w:val="20"/>
+          <w:szCs w:val="26"/>
+          <w:lang w:val="en-GB"/>
+        </w:rPr>
+        <w:t xml:space="preserve"> </w:t>
+      </w:r>
+      <w:r>
+        <w:rPr>
+          <w:rFonts w:eastAsia="Times New Roman"/>
+          <w:color w:val="000000"/>
+          <w:sz w:val="26"/>
+          <w:szCs w:val="26"/>
           <w:lang w:val="en-GB"/>
         </w:rPr>
         <w:t>nghĩa</w:t>
@@ -1542,17 +1537,17 @@
           <w:rFonts w:eastAsia="Times New Roman"/>
           <w:color w:val="000000"/>
           <w:sz w:val="26"/>
-          <w:szCs w:val="20"/>
-          <w:lang w:val="en-GB"/>
-        </w:rPr>
-        <w:t xml:space="preserve"> </w:t>
-      </w:r>
-      <w:r>
-        <w:rPr>
-          <w:rFonts w:eastAsia="Times New Roman"/>
-          <w:color w:val="000000"/>
-          <w:sz w:val="26"/>
-          <w:szCs w:val="20"/>
+          <w:szCs w:val="26"/>
+          <w:lang w:val="en-GB"/>
+        </w:rPr>
+        <w:t xml:space="preserve"> </w:t>
+      </w:r>
+      <w:r>
+        <w:rPr>
+          <w:rFonts w:eastAsia="Times New Roman"/>
+          <w:color w:val="000000"/>
+          <w:sz w:val="26"/>
+          <w:szCs w:val="26"/>
           <w:lang w:val="en-GB"/>
         </w:rPr>
         <w:t>vụ</w:t>
@@ -1562,17 +1557,17 @@
           <w:rFonts w:eastAsia="Times New Roman"/>
           <w:color w:val="000000"/>
           <w:sz w:val="26"/>
-          <w:szCs w:val="20"/>
-          <w:lang w:val="en-GB"/>
-        </w:rPr>
-        <w:t xml:space="preserve"> </w:t>
-      </w:r>
-      <w:r>
-        <w:rPr>
-          <w:rFonts w:eastAsia="Times New Roman"/>
-          <w:color w:val="000000"/>
-          <w:sz w:val="26"/>
-          <w:szCs w:val="20"/>
+          <w:szCs w:val="26"/>
+          <w:lang w:val="en-GB"/>
+        </w:rPr>
+        <w:t xml:space="preserve"> </w:t>
+      </w:r>
+      <w:r>
+        <w:rPr>
+          <w:rFonts w:eastAsia="Times New Roman"/>
+          <w:color w:val="000000"/>
+          <w:sz w:val="26"/>
+          <w:szCs w:val="26"/>
           <w:lang w:val="en-GB"/>
         </w:rPr>
         <w:t>của</w:t>
@@ -1582,17 +1577,17 @@
           <w:rFonts w:eastAsia="Times New Roman"/>
           <w:color w:val="000000"/>
           <w:sz w:val="26"/>
-          <w:szCs w:val="20"/>
-          <w:lang w:val="en-GB"/>
-        </w:rPr>
-        <w:t xml:space="preserve"> </w:t>
-      </w:r>
-      <w:r>
-        <w:rPr>
-          <w:rFonts w:eastAsia="Times New Roman"/>
-          <w:color w:val="000000"/>
-          <w:sz w:val="26"/>
-          <w:szCs w:val="20"/>
+          <w:szCs w:val="26"/>
+          <w:lang w:val="en-GB"/>
+        </w:rPr>
+        <w:t xml:space="preserve"> </w:t>
+      </w:r>
+      <w:r>
+        <w:rPr>
+          <w:rFonts w:eastAsia="Times New Roman"/>
+          <w:color w:val="000000"/>
+          <w:sz w:val="26"/>
+          <w:szCs w:val="26"/>
           <w:lang w:val="en-GB"/>
         </w:rPr>
         <w:t>mình</w:t>
@@ -1602,17 +1597,17 @@
           <w:rFonts w:eastAsia="Times New Roman"/>
           <w:color w:val="000000"/>
           <w:sz w:val="26"/>
-          <w:szCs w:val="20"/>
-          <w:lang w:val="en-GB"/>
-        </w:rPr>
-        <w:t xml:space="preserve"> </w:t>
-      </w:r>
-      <w:r>
-        <w:rPr>
-          <w:rFonts w:eastAsia="Times New Roman"/>
-          <w:color w:val="000000"/>
-          <w:sz w:val="26"/>
-          <w:szCs w:val="20"/>
+          <w:szCs w:val="26"/>
+          <w:lang w:val="en-GB"/>
+        </w:rPr>
+        <w:t xml:space="preserve"> </w:t>
+      </w:r>
+      <w:r>
+        <w:rPr>
+          <w:rFonts w:eastAsia="Times New Roman"/>
+          <w:color w:val="000000"/>
+          <w:sz w:val="26"/>
+          <w:szCs w:val="26"/>
           <w:lang w:val="en-GB"/>
         </w:rPr>
         <w:t>theo</w:t>
@@ -1622,17 +1617,17 @@
           <w:rFonts w:eastAsia="Times New Roman"/>
           <w:color w:val="000000"/>
           <w:sz w:val="26"/>
-          <w:szCs w:val="20"/>
-          <w:lang w:val="en-GB"/>
-        </w:rPr>
-        <w:t xml:space="preserve"> </w:t>
-      </w:r>
-      <w:r>
-        <w:rPr>
-          <w:rFonts w:eastAsia="Times New Roman"/>
-          <w:color w:val="000000"/>
-          <w:sz w:val="26"/>
-          <w:szCs w:val="20"/>
+          <w:szCs w:val="26"/>
+          <w:lang w:val="en-GB"/>
+        </w:rPr>
+        <w:t xml:space="preserve"> </w:t>
+      </w:r>
+      <w:r>
+        <w:rPr>
+          <w:rFonts w:eastAsia="Times New Roman"/>
+          <w:color w:val="000000"/>
+          <w:sz w:val="26"/>
+          <w:szCs w:val="26"/>
           <w:lang w:val="en-GB"/>
         </w:rPr>
         <w:t>quy</w:t>
@@ -1642,17 +1637,17 @@
           <w:rFonts w:eastAsia="Times New Roman"/>
           <w:color w:val="000000"/>
           <w:sz w:val="26"/>
-          <w:szCs w:val="20"/>
-          <w:lang w:val="en-GB"/>
-        </w:rPr>
-        <w:t xml:space="preserve"> </w:t>
-      </w:r>
-      <w:r>
-        <w:rPr>
-          <w:rFonts w:eastAsia="Times New Roman"/>
-          <w:color w:val="000000"/>
-          <w:sz w:val="26"/>
-          <w:szCs w:val="20"/>
+          <w:szCs w:val="26"/>
+          <w:lang w:val="en-GB"/>
+        </w:rPr>
+        <w:t xml:space="preserve"> </w:t>
+      </w:r>
+      <w:r>
+        <w:rPr>
+          <w:rFonts w:eastAsia="Times New Roman"/>
+          <w:color w:val="000000"/>
+          <w:sz w:val="26"/>
+          <w:szCs w:val="26"/>
           <w:lang w:val="en-GB"/>
         </w:rPr>
         <w:t>định</w:t>
@@ -1662,17 +1657,17 @@
           <w:rFonts w:eastAsia="Times New Roman"/>
           <w:color w:val="000000"/>
           <w:sz w:val="26"/>
-          <w:szCs w:val="20"/>
-          <w:lang w:val="en-GB"/>
-        </w:rPr>
-        <w:t xml:space="preserve"> </w:t>
-      </w:r>
-      <w:r>
-        <w:rPr>
-          <w:rFonts w:eastAsia="Times New Roman"/>
-          <w:color w:val="000000"/>
-          <w:sz w:val="26"/>
-          <w:szCs w:val="20"/>
+          <w:szCs w:val="26"/>
+          <w:lang w:val="en-GB"/>
+        </w:rPr>
+        <w:t xml:space="preserve"> </w:t>
+      </w:r>
+      <w:r>
+        <w:rPr>
+          <w:rFonts w:eastAsia="Times New Roman"/>
+          <w:color w:val="000000"/>
+          <w:sz w:val="26"/>
+          <w:szCs w:val="26"/>
           <w:lang w:val="en-GB"/>
         </w:rPr>
         <w:t>tại</w:t>
@@ -1682,17 +1677,17 @@
           <w:rFonts w:eastAsia="Times New Roman"/>
           <w:color w:val="000000"/>
           <w:sz w:val="26"/>
-          <w:szCs w:val="20"/>
-          <w:lang w:val="en-GB"/>
-        </w:rPr>
-        <w:t xml:space="preserve"> </w:t>
-      </w:r>
-      <w:r>
-        <w:rPr>
-          <w:rFonts w:eastAsia="Times New Roman"/>
-          <w:color w:val="000000"/>
-          <w:sz w:val="26"/>
-          <w:szCs w:val="20"/>
+          <w:szCs w:val="26"/>
+          <w:lang w:val="en-GB"/>
+        </w:rPr>
+        <w:t xml:space="preserve"> </w:t>
+      </w:r>
+      <w:r>
+        <w:rPr>
+          <w:rFonts w:eastAsia="Times New Roman"/>
+          <w:color w:val="000000"/>
+          <w:sz w:val="26"/>
+          <w:szCs w:val="26"/>
           <w:lang w:val="en-GB"/>
         </w:rPr>
         <w:t>Điều</w:t>
@@ -1702,7 +1697,7 @@
           <w:rFonts w:eastAsia="Times New Roman"/>
           <w:color w:val="000000"/>
           <w:sz w:val="26"/>
-          <w:szCs w:val="20"/>
+          <w:szCs w:val="26"/>
           <w:vertAlign w:val="superscript"/>
           <w:lang w:val="en-GB"/>
         </w:rPr>
@@ -1713,7 +1708,7 @@
           <w:rFonts w:eastAsia="Times New Roman"/>
           <w:color w:val="000000"/>
           <w:sz w:val="26"/>
-          <w:szCs w:val="20"/>
+          <w:szCs w:val="26"/>
           <w:vertAlign w:val="superscript"/>
           <w:lang w:val="en-GB"/>
         </w:rPr>
@@ -1723,8 +1718,8 @@
         <w:rPr>
           <w:rFonts w:eastAsia="Times New Roman"/>
           <w:color w:val="000000"/>
-          <w:sz w:val="16"/>
-          <w:szCs w:val="16"/>
+          <w:sz w:val="26"/>
+          <w:szCs w:val="26"/>
           <w:lang w:val="en-GB"/>
         </w:rPr>
         <w:t>.........................</w:t>
@@ -1733,8 +1728,8 @@
         <w:rPr>
           <w:rFonts w:eastAsia="Times New Roman"/>
           <w:color w:val="000000"/>
-          <w:sz w:val="16"/>
-          <w:szCs w:val="16"/>
+          <w:sz w:val="26"/>
+          <w:szCs w:val="26"/>
           <w:lang w:val="en-GB"/>
         </w:rPr>
         <w:t>...</w:t>
@@ -1744,7 +1739,7 @@
           <w:rFonts w:eastAsia="Times New Roman"/>
           <w:color w:val="000000"/>
           <w:sz w:val="26"/>
-          <w:szCs w:val="20"/>
+          <w:szCs w:val="26"/>
           <w:lang w:val="vi-VN"/>
         </w:rPr>
         <w:t xml:space="preserve"> </w:t>
@@ -1754,7 +1749,7 @@
           <w:rFonts w:eastAsia="Times New Roman"/>
           <w:color w:val="000000"/>
           <w:sz w:val="26"/>
-          <w:szCs w:val="20"/>
+          <w:szCs w:val="26"/>
           <w:lang w:val="en-GB"/>
         </w:rPr>
         <w:t>Bộ</w:t>
@@ -1764,17 +1759,17 @@
           <w:rFonts w:eastAsia="Times New Roman"/>
           <w:color w:val="000000"/>
           <w:sz w:val="26"/>
-          <w:szCs w:val="20"/>
-          <w:lang w:val="en-GB"/>
-        </w:rPr>
-        <w:t xml:space="preserve"> </w:t>
-      </w:r>
-      <w:r>
-        <w:rPr>
-          <w:rFonts w:eastAsia="Times New Roman"/>
-          <w:color w:val="000000"/>
-          <w:sz w:val="26"/>
-          <w:szCs w:val="20"/>
+          <w:szCs w:val="26"/>
+          <w:lang w:val="en-GB"/>
+        </w:rPr>
+        <w:t xml:space="preserve"> </w:t>
+      </w:r>
+      <w:r>
+        <w:rPr>
+          <w:rFonts w:eastAsia="Times New Roman"/>
+          <w:color w:val="000000"/>
+          <w:sz w:val="26"/>
+          <w:szCs w:val="26"/>
           <w:lang w:val="en-GB"/>
         </w:rPr>
         <w:t>luật</w:t>
@@ -1784,17 +1779,17 @@
           <w:rFonts w:eastAsia="Times New Roman"/>
           <w:color w:val="000000"/>
           <w:sz w:val="26"/>
-          <w:szCs w:val="20"/>
-          <w:lang w:val="en-GB"/>
-        </w:rPr>
-        <w:t xml:space="preserve"> </w:t>
-      </w:r>
-      <w:r>
-        <w:rPr>
-          <w:rFonts w:eastAsia="Times New Roman"/>
-          <w:color w:val="000000"/>
-          <w:sz w:val="26"/>
-          <w:szCs w:val="20"/>
+          <w:szCs w:val="26"/>
+          <w:lang w:val="en-GB"/>
+        </w:rPr>
+        <w:t xml:space="preserve"> </w:t>
+      </w:r>
+      <w:r>
+        <w:rPr>
+          <w:rFonts w:eastAsia="Times New Roman"/>
+          <w:color w:val="000000"/>
+          <w:sz w:val="26"/>
+          <w:szCs w:val="26"/>
           <w:lang w:val="en-GB"/>
         </w:rPr>
         <w:t>T</w:t>
@@ -1804,7 +1799,7 @@
           <w:rFonts w:eastAsia="Times New Roman"/>
           <w:color w:val="000000"/>
           <w:sz w:val="26"/>
-          <w:szCs w:val="20"/>
+          <w:szCs w:val="26"/>
           <w:lang w:val="en-GB"/>
         </w:rPr>
         <w:t>ố</w:t>
@@ -1814,17 +1809,17 @@
           <w:rFonts w:eastAsia="Times New Roman"/>
           <w:color w:val="000000"/>
           <w:sz w:val="26"/>
-          <w:szCs w:val="20"/>
-          <w:lang w:val="en-GB"/>
-        </w:rPr>
-        <w:t xml:space="preserve"> </w:t>
-      </w:r>
-      <w:r>
-        <w:rPr>
-          <w:rFonts w:eastAsia="Times New Roman"/>
-          <w:color w:val="000000"/>
-          <w:sz w:val="26"/>
-          <w:szCs w:val="20"/>
+          <w:szCs w:val="26"/>
+          <w:lang w:val="en-GB"/>
+        </w:rPr>
+        <w:t xml:space="preserve"> </w:t>
+      </w:r>
+      <w:r>
+        <w:rPr>
+          <w:rFonts w:eastAsia="Times New Roman"/>
+          <w:color w:val="000000"/>
+          <w:sz w:val="26"/>
+          <w:szCs w:val="26"/>
           <w:lang w:val="en-GB"/>
         </w:rPr>
         <w:t>tụng</w:t>
@@ -1834,17 +1829,17 @@
           <w:rFonts w:eastAsia="Times New Roman"/>
           <w:color w:val="000000"/>
           <w:sz w:val="26"/>
-          <w:szCs w:val="20"/>
-          <w:lang w:val="en-GB"/>
-        </w:rPr>
-        <w:t xml:space="preserve"> </w:t>
-      </w:r>
-      <w:r>
-        <w:rPr>
-          <w:rFonts w:eastAsia="Times New Roman"/>
-          <w:color w:val="000000"/>
-          <w:sz w:val="26"/>
-          <w:szCs w:val="20"/>
+          <w:szCs w:val="26"/>
+          <w:lang w:val="en-GB"/>
+        </w:rPr>
+        <w:t xml:space="preserve"> </w:t>
+      </w:r>
+      <w:r>
+        <w:rPr>
+          <w:rFonts w:eastAsia="Times New Roman"/>
+          <w:color w:val="000000"/>
+          <w:sz w:val="26"/>
+          <w:szCs w:val="26"/>
           <w:lang w:val="en-GB"/>
         </w:rPr>
         <w:t>hình</w:t>
@@ -1854,17 +1849,17 @@
           <w:rFonts w:eastAsia="Times New Roman"/>
           <w:color w:val="000000"/>
           <w:sz w:val="26"/>
-          <w:szCs w:val="20"/>
-          <w:lang w:val="en-GB"/>
-        </w:rPr>
-        <w:t xml:space="preserve"> </w:t>
-      </w:r>
-      <w:r>
-        <w:rPr>
-          <w:rFonts w:eastAsia="Times New Roman"/>
-          <w:color w:val="000000"/>
-          <w:sz w:val="26"/>
-          <w:szCs w:val="20"/>
+          <w:szCs w:val="26"/>
+          <w:lang w:val="en-GB"/>
+        </w:rPr>
+        <w:t xml:space="preserve"> </w:t>
+      </w:r>
+      <w:r>
+        <w:rPr>
+          <w:rFonts w:eastAsia="Times New Roman"/>
+          <w:color w:val="000000"/>
+          <w:sz w:val="26"/>
+          <w:szCs w:val="26"/>
           <w:lang w:val="en-GB"/>
         </w:rPr>
         <w:t>sự.</w:t>
